--- a/example_articles/states/Virginia/6.states_Virginia_Other_publisher.docx
+++ b/example_articles/states/Virginia/6.states_Virginia_Other_publisher.docx
@@ -7,7 +7,7 @@
         <w:pStyle w:val="Heading1"/>
       </w:pPr>
       <w:r>
-        <w:t>COLLECTORS RESTORE, JAZZ UP CLASSIC BIKES; Ohio Classic Bicycle Club to participate in Brookville Community Picnic July 27-29</w:t>
+        <w:t>Big-name films fail to find buyer audience; Festival does bestow 'best PR'</w:t>
       </w:r>
     </w:p>
     <w:p>
@@ -17,22 +17,22 @@
     </w:p>
     <w:p>
       <w:r>
-        <w:t>Date: 2001-04-19</w:t>
+        <w:t>Date: 2008-01-28</w:t>
       </w:r>
     </w:p>
     <w:p>
       <w:r>
-        <w:t>Section: NEIGHBORS,</w:t>
+        <w:t>Section: LIFE; Pg. 4D</w:t>
       </w:r>
     </w:p>
     <w:p>
       <w:r>
-        <w:t>Source File: Other publishers/Files (500) (25).DOCX</w:t>
+        <w:t>Source File: Other publishers/Files (500) (16).DOCX</w:t>
       </w:r>
     </w:p>
     <w:p>
       <w:r>
-        <w:t>Raw locations result: ['West Virginia']</w:t>
+        <w:t>Raw locations result: ['Virginia']</w:t>
       </w:r>
     </w:p>
     <w:p>
@@ -49,93 +49,41 @@
     </w:p>
     <w:p>
       <w:r>
-        <w:t>BROOKVILLE - It's no wonder that bicycle collecting has become a fast-growing hobby among adults.</w:t>
+        <w:t>PARK CITY, Utah -- Nothing went as planned this year at Sundance. The buyers sat on their hands till mid-festival.  The wallflower films were crowned prom king and queen, and the premiere films with the cool people faced shrugs of  indifference.</w:t>
         <w:br/>
-        <w:t>Most grew up in the years following World War II and it was then that nearly every child became a bicycle owner.</w:t>
+        <w:t>Star-studded films were left without distribution, including father-son pairing Tom and Colin Hanks  in The Great Buck Howard, Amy Adams and Emily Blunt in the crime-scene comedy Sunshine Cleaning, and Paul Giamatti's rocket-pack entrepreneur comedy Pretty Bird.</w:t>
         <w:br/>
-        <w:t>For many people, their first bike was no lesser of an experience than a first love. It was an epiphany - a taste of freedom in an adult-dominated world.</w:t>
+        <w:t>The only thing that was business as usual: There were a fair number of quality films, but the frenzy for parking spots and dinner slots seemed to consume more attention.</w:t>
         <w:br/>
-        <w:t>Although some collectors prefer the kind of bikes they had as children or the bikes they wanted, but couldn't have, others fall in love with those from other eras in the history of the bicycle. Still others take old parts to create one-of-a-kind customs.</w:t>
+        <w:t>Still, some movies did walk away with deals. In the end, though, that is perhaps not the most important thing, as festival founder Robert Redford says, "Over the years, what happens is the films that come through and get the word of mouth ... that's the best PR and marketing there is."</w:t>
         <w:br/>
-        <w:t>There is room for all in the Ohio Classic Bicycle Club, an organization founded last year by Ken Osman of Kettering and Carl Shover of Bellbrook. The club meets about every two to three months.</w:t>
+        <w:t>Among films that emerged from Sundance with distribution and which eventually may show up in theaters near you:</w:t>
         <w:br/>
-        <w:t>The members chose to participate in two major events this year - the Brookville Community Picnic July 27-29 and the Kettering Holiday at Home bike show Sept. 2.</w:t>
+        <w:t>*Hamlet 2. Stars British comedian Steve Coogan (24 Hour Party People) playing a Tucson high school drama teacher staging a cracked sequel to "Shakespeare's bummer." Focus Features purchased for distribution for a reported $10 million, near the festival record.</w:t>
         <w:br/>
-        <w:t>Shover is also a Ford enthusiast, but found he could collect more bicycles for the money and the space than classic Mustangs.</w:t>
+        <w:t>*Up the Yangtze. A Canadian-financed documentary by Chinese director Yung Chang that examines the impact of China's Three Gorges Dam on the place where Yung's grandfather grew up. Zeitgeist Films plans to release it in April.</w:t>
         <w:br/>
-        <w:t>He said the bike bug bit him about 1989 when he ran across a "Radiant Coppertone" Schwinn Junior Sting-Ray that was a near double of his first bike.</w:t>
+        <w:t>*Frozen River.  By first-time director Courtney Hunt, it tells the story of two women in upstate New York: one white working-class, the other Native American. They sneak illegal immigrants in from Canada who want a piece of the American Dream, which has collapsed for the smugglers.  The film will be released by Sony Pictures Classics.</w:t>
         <w:br/>
-        <w:t>"It was at a garage sale and I had to have it," he said. "I paid $ 15, but the next thing you know I was buying parts and pieces."</w:t>
+        <w:t>*The Wackness. Writer/director Jonathan Levine's story of a wacked-out, drug-gulping shrink (Ben Kingsley) who trades therapy sessions to a high school drug dealer (Josh Peck) for pot. The odd couple goes out on the town, carousing at night, and by day pushing the kid's weed.  It was bought by Sony Pictures Classics.</w:t>
         <w:br/>
-        <w:t>More Sting-Rays followed, but he ended up selling his collection when he moved to a different house in Bellbrook in 1994.</w:t>
+        <w:t>*Roman Polanski: Wanted and Desired. Marina Zenovich's documentary about the famous 1977 rape case that led Polanski to flee Hollywood for Paris. HBO purchased domestic distribution.</w:t>
         <w:br/>
-        <w:t>Shortly after, Shover met Ken Osman, a long-time collector who is a mentor to many other area collectors.</w:t>
+        <w:t>*The Black List: Volume One. A documentary by Timothy Greenfield-Sanders and former New York Times film critic Elvis Mitchell, List  features the likes of Chris Rock and Sean "Diddy" Combs talking about the black experience in America. The film was bought by HBO.</w:t>
         <w:br/>
-        <w:t>"Ken is the hub of the club," Shover said, quite aware of his pun. "He's been at this for 40 years."</w:t>
+        <w:t>*Choke. Sam Rockwell, Anjelica Huston and Kelly Macdonald star in the adaptation of a Chuck Palahniuk novel about a guy (Rockwell) who fakes choking to scam those who try to save him. The film went to Fox Searchlight.</w:t>
         <w:br/>
-        <w:t>Osman gave Shover a ride on a restored Schwinn Black Phantom and Shover never looked back. Balloon-tired bikes became his specialty, even though those bikes were from an earlier era.</w:t>
+        <w:t>*Henry Poole Is Here. Stars Luke Wilson as a dying man with a stain on his stucco wall that neighbors think might be Jesus. Poole was purchased by Overture Films.</w:t>
         <w:br/>
-        <w:t>"I was born at the wrong time," Shover said.</w:t>
+        <w:t xml:space="preserve">*Kicking It. Susan Koch's documentary chronicles the lives of seven soccer players at the Homeless World Cup games. It was bought by ESPN. </w:t>
         <w:br/>
-        <w:t>He said one of his greatest pleasures is discovering how many other bike enthusiasts are around the area.</w:t>
         <w:br/>
-        <w:t>"You can't imagine how many people don't realize how many old bikes are out there, especially when I have two of them strapped in back of my truck and I stop to get gas."</w:t>
+        <w:t>Graphic</w:t>
         <w:br/>
-        <w:t>Currently, the club has about 30 members who live as far away as Middletown and Richmond, Ind.</w:t>
-        <w:br/>
-        <w:t>"Some of these guys are into nothing but bikes from the late 1800s, while others are into balloon tires, middleweights or muscle bikes," Shover said.</w:t>
-        <w:br/>
-        <w:t>That's not always typical in bicycle circles. Many collectors turn their noses up at "other" bikes than their own. Some are purists who insist that bikes should only be restored with original parts; some eschew Sting-Rays and other wheelie bikes.</w:t>
-        <w:br/>
-        <w:t>"We don't discriminate against people with what they are buying," Shover said. He said he knows that some people don't approve of his love of "tricking out" and customizing bikes into fantasy rides.</w:t>
-        <w:br/>
-        <w:t>"I never try to pass one off as an original," he said.</w:t>
-        <w:br/>
-        <w:t>Shover likes to put balloon tires on middleweight frames to get a better ride and he loves the way "skirt guards" look on boys' bikes, even though they were originally only on deluxe girls' models to keep the girls' skirts out of the spokes.</w:t>
-        <w:br/>
-        <w:t>He's also put the smaller handlebars from girls' bikes onto his balloon-tire bikes because they are more comfortable.</w:t>
-        <w:br/>
-        <w:t>Shover said he rides all of his bikes, but some members' bikes are for show only. And that's OK.</w:t>
-        <w:br/>
-        <w:t>For Shover, the eldest of seven children in a working-class Kettering family, his collection is an accomplishment.</w:t>
-        <w:br/>
-        <w:t>He believes that hobbies should pay for themselves, and he's proud that he has generated enough from buying and selling that he's never had to use the family's household income to supplement his collection.</w:t>
-        <w:br/>
-        <w:t>"I came from humble beginnings. This is my way to indulge in something there was no chance I could have had as a kid," he said.</w:t>
-        <w:br/>
-        <w:t>For information on the Ohio Classic Bicycle Club, go to their Web site at http://www.ohioclassicbicycleclub.com/ or call Shover at 848-2098. MAME BURNS/DAYTON DAILY NEWS</w:t>
         <w:br/>
         <w:t xml:space="preserve"> </w:t>
         <w:br/>
-        <w:t>CARL SHOVER, ONE OF THE founders of the Ohio Classic Bicycle Club, holds up his favorite classic bike, a balloon-tired Dyno. Shover said it's his favorite because he always wanted a metallic tangerine bike.  MAME BURNS/DAYTON DAILY NEWS</w:t>
-        <w:br/>
-        <w:t xml:space="preserve"> </w:t>
-        <w:br/>
-        <w:t>THESE ARE FOUR classic bicycles owned by Shover, who refurbishes old bikes for pleasure and to sell.  MAME BURNS/DAYTON DAILY NEWS</w:t>
-        <w:br/>
-        <w:t xml:space="preserve"> </w:t>
-        <w:br/>
-        <w:t>SHOVER test fits a 1940's reproduction Black Phantom chain guard in his garage that is full of classic bicycles and parts.</w:t>
-        <w:br/>
-        <w:t xml:space="preserve"> </w:t>
-        <w:br/>
-        <w:t>STYLE: JUNK</w:t>
-        <w:br/>
-        <w:t xml:space="preserve"> </w:t>
-        <w:br/>
-        <w:t>input file to flt0 is: /asst/dti/0419/pass1/0275</w:t>
-        <w:br/>
-        <w:t xml:space="preserve"> </w:t>
-        <w:br/>
-        <w:t>STYLE: JUNK</w:t>
-        <w:br/>
-        <w:t xml:space="preserve"> </w:t>
-        <w:br/>
-        <w:t>input file to flt1 is: /asst/dti/0419/pass2/0275</w:t>
-        <w:br/>
-        <w:t xml:space="preserve"> </w:t>
-        <w:br/>
-        <w:t>Input filename: 0275 Output filename: /asst/dti/0419/pass4/0275</w:t>
+        <w:t>PHOTO, B/W, Reuters</w:t>
       </w:r>
     </w:p>
     <w:sectPr>

--- a/example_articles/states/Virginia/6.states_Virginia_Other_publisher.docx
+++ b/example_articles/states/Virginia/6.states_Virginia_Other_publisher.docx
@@ -27,17 +27,17 @@
     </w:p>
     <w:p>
       <w:r>
-        <w:t>Source File: Other publishers/Files (500) (16).DOCX</w:t>
+        <w:t>Source file: Other publishers/Files (500) (16).DOCX</w:t>
       </w:r>
     </w:p>
     <w:p>
       <w:r>
-        <w:t>Raw locations result: ['Virginia']</w:t>
+        <w:t>Raw locations result, 'locations': ['Virginia']</w:t>
       </w:r>
     </w:p>
     <w:p>
       <w:r>
-        <w:t>states_stand_flat (Standardized): Virginia</w:t>
+        <w:t>Standardized locations result, 'states_stand_flat': Virginia</w:t>
       </w:r>
     </w:p>
     <w:p>

--- a/example_articles/states/Virginia/6.states_Virginia_Other_publisher.docx
+++ b/example_articles/states/Virginia/6.states_Virginia_Other_publisher.docx
@@ -7,7 +7,7 @@
         <w:pStyle w:val="Heading1"/>
       </w:pPr>
       <w:r>
-        <w:t>Big-name films fail to find buyer audience; Festival does bestow 'best PR'</w:t>
+        <w:t>'No burn me': Tot's torching horrifies town</w:t>
       </w:r>
     </w:p>
     <w:p>
@@ -17,17 +17,17 @@
     </w:p>
     <w:p>
       <w:r>
-        <w:t>Date: 2008-01-28</w:t>
+        <w:t>Date: 1994-09-30</w:t>
       </w:r>
     </w:p>
     <w:p>
       <w:r>
-        <w:t>Section: LIFE; Pg. 4D</w:t>
+        <w:t>Section: NEWS; Pg. 2A</w:t>
       </w:r>
     </w:p>
     <w:p>
       <w:r>
-        <w:t>Source file: Other publishers/Files (500) (16).DOCX</w:t>
+        <w:t>Source file: Other publishers/Files (500) (22).DOCX</w:t>
       </w:r>
     </w:p>
     <w:p>
@@ -49,33 +49,57 @@
     </w:p>
     <w:p>
       <w:r>
-        <w:t>PARK CITY, Utah -- Nothing went as planned this year at Sundance. The buyers sat on their hands till mid-festival.  The wallflower films were crowned prom king and queen, and the premiere films with the cool people faced shrugs of  indifference.</w:t>
+        <w:t>Tony Dillhoff doesn't put up a fight when it's time to have his bandages changed.</w:t>
         <w:br/>
-        <w:t>Star-studded films were left without distribution, including father-son pairing Tom and Colin Hanks  in The Great Buck Howard, Amy Adams and Emily Blunt in the crime-scene comedy Sunshine Cleaning, and Paul Giamatti's rocket-pack entrepreneur comedy Pretty Bird.</w:t>
+        <w:t>But the 3-year-old warns, "no burn me," using his new expression for hurt.</w:t>
         <w:br/>
-        <w:t>The only thing that was business as usual: There were a fair number of quality films, but the frenzy for parking spots and dinner slots seemed to consume more attention.</w:t>
+        <w:t>Tony - the victim of a vicious attack that has stunned and shamed this quiet, working-class community - came home from the hospital this week with second- and third-degree burns over much of his body. He was set on fire by two neighborhood kids.</w:t>
         <w:br/>
-        <w:t>Still, some movies did walk away with deals. In the end, though, that is perhaps not the most important thing, as festival founder Robert Redford says, "Over the years, what happens is the films that come through and get the word of mouth ... that's the best PR and marketing there is."</w:t>
+        <w:t>"If there were a word stronger than horrified, that would be the word that we would use" to describe the town's reaction to the attack, says resident Dianne Harris.</w:t>
         <w:br/>
-        <w:t>Among films that emerged from Sundance with distribution and which eventually may show up in theaters near you:</w:t>
+        <w:t>On the afternoon of Sept. 19, Tony and his brothers were playing ball behind his house when two other neighborhood boys came along with a can of gasoline and lighters.</w:t>
         <w:br/>
-        <w:t>*Hamlet 2. Stars British comedian Steve Coogan (24 Hour Party People) playing a Tucson high school drama teacher staging a cracked sequel to "Shakespeare's bummer." Focus Features purchased for distribution for a reported $10 million, near the festival record.</w:t>
+        <w:t>Police say what happened next was no accident.</w:t>
         <w:br/>
-        <w:t>*Up the Yangtze. A Canadian-financed documentary by Chinese director Yung Chang that examines the impact of China's Three Gorges Dam on the place where Yung's grandfather grew up. Zeitgeist Films plans to release it in April.</w:t>
+        <w:t>While Tony's older brothers weren't looking, police say, the neighborhood boys - brothers, ages 9 and 11 - poured the gasoline on and around Tony and then lit the fuel.</w:t>
         <w:br/>
-        <w:t>*Frozen River.  By first-time director Courtney Hunt, it tells the story of two women in upstate New York: one white working-class, the other Native American. They sneak illegal immigrants in from Canada who want a piece of the American Dream, which has collapsed for the smugglers.  The film will be released by Sony Pictures Classics.</w:t>
+        <w:t>No one knows why the boys were playing with gas and lighters that day. And no one knows whether they fully understood how badly Tony would be hurt by their actions.</w:t>
         <w:br/>
-        <w:t>*The Wackness. Writer/director Jonathan Levine's story of a wacked-out, drug-gulping shrink (Ben Kingsley) who trades therapy sessions to a high school drug dealer (Josh Peck) for pot. The odd couple goes out on the town, carousing at night, and by day pushing the kid's weed.  It was bought by Sony Pictures Classics.</w:t>
+        <w:t>They "had to know what they were doing," says resident Constance Smith. "They must have been around a lot of hatred or something because you learn what you live."</w:t>
         <w:br/>
-        <w:t>*Roman Polanski: Wanted and Desired. Marina Zenovich's documentary about the famous 1977 rape case that led Polanski to flee Hollywood for Paris. HBO purchased domestic distribution.</w:t>
+        <w:t>The boys, whose names have not been released because they are minors, are charged with aggravated malicious wounding and causing bodily injury by caustic substance. They face a court hearing Oct. 14 as juvenile offenders. Virginia law says children cannot be tried as adults until they turn 14.</w:t>
         <w:br/>
-        <w:t>*The Black List: Volume One. A documentary by Timothy Greenfield-Sanders and former New York Times film critic Elvis Mitchell, List  features the likes of Chris Rock and Sean "Diddy" Combs talking about the black experience in America. The film was bought by HBO.</w:t>
+        <w:t>The older boy, who was being held at a state detention center, could face up to seven years in detention. His brother, who was allowed to go home, faces a lesser sentence.</w:t>
         <w:br/>
-        <w:t>*Choke. Sam Rockwell, Anjelica Huston and Kelly Macdonald star in the adaptation of a Chuck Palahniuk novel about a guy (Rockwell) who fakes choking to scam those who try to save him. The film went to Fox Searchlight.</w:t>
+        <w:t>Many people in this central Virginia town say they are sickened by the crime that has left Tony badly scarred, and they say they are especially sorry it happened to the struggling Dillhoff family.</w:t>
         <w:br/>
-        <w:t>*Henry Poole Is Here. Stars Luke Wilson as a dying man with a stain on his stucco wall that neighbors think might be Jesus. Poole was purchased by Overture Films.</w:t>
+        <w:t>Tony's mother, Kimberly Dillhoff, 34, moved here a month ago with her children - ages 3, 6, 13, 14, 15 and 17.</w:t>
         <w:br/>
-        <w:t xml:space="preserve">*Kicking It. Susan Koch's documentary chronicles the lives of seven soccer players at the Homeless World Cup games. It was bought by ESPN. </w:t>
+        <w:t>Dillhoff, separated from her husband, says she came in search of a better life. She and her kids, who have no health insurance, moved in temporarily with her aunt while Dillhoff looked for work.</w:t>
+        <w:br/>
+        <w:t>"I wanted to try something different," Dillhoff says.</w:t>
+        <w:br/>
+        <w:t>On the afternoon that Tony was burned, Dillhoff was out shopping for school supplies.</w:t>
+        <w:br/>
+        <w:t>Tony's brothers - who on Sunday will be awarded certificates of heroism by the town's fire chief - are credited with saving his life.</w:t>
+        <w:br/>
+        <w:t>Kenneth Dillhoff, 13, turned to see a ball of flames covering Tony. Kenneth jumped on Tony, smothering the fire. Then Shane Dillhoff, 17, picked up Tony and ran inside. He put Tony in a tub of cold water until help arrived.</w:t>
+        <w:br/>
+        <w:t>When Kimberly Dillhoff first saw her son, "the feelings I had inside, you can't put in words," she says, her voice cracking as she hugs her bandaged little boy.</w:t>
+        <w:br/>
+        <w:t>As residents struggle to explain the incident, they also are trying to make amends.</w:t>
+        <w:br/>
+        <w:t>A Richmond radio station has raised $ 12,500 to help pay Tony's medical bills now and in the future, when he may need multiple skin grafts.</w:t>
+        <w:br/>
+        <w:t>As angry as she is about what happened, Kimberly Dillhoff says she is touched by the outpouring of support.</w:t>
+        <w:br/>
+        <w:t>"I don't know nobody here," she says. "But I thank everybody who's been donating money and food. They feel terrible about it."</w:t>
+        <w:br/>
+        <w:br/>
+        <w:t>Notes</w:t>
+        <w:br/>
+        <w:br/>
+        <w:t>THE NATION</w:t>
         <w:br/>
         <w:br/>
         <w:t>Graphic</w:t>
@@ -83,7 +107,7 @@
         <w:br/>
         <w:t xml:space="preserve"> </w:t>
         <w:br/>
-        <w:t>PHOTO, B/W, Reuters</w:t>
+        <w:t>GRAPHIC, b/w, USA TODAY; PHOTO, b/w, P. Kevin Morley, Richmond Times-Dispatch via AP</w:t>
       </w:r>
     </w:p>
     <w:sectPr>

--- a/example_articles/states/Virginia/6.states_Virginia_Other_publisher.docx
+++ b/example_articles/states/Virginia/6.states_Virginia_Other_publisher.docx
@@ -7,7 +7,7 @@
         <w:pStyle w:val="Heading1"/>
       </w:pPr>
       <w:r>
-        <w:t>'No burn me': Tot's torching horrifies town</w:t>
+        <w:t>Journalist looks at young black males' world</w:t>
       </w:r>
     </w:p>
     <w:p>
@@ -17,17 +17,17 @@
     </w:p>
     <w:p>
       <w:r>
-        <w:t>Date: 1994-09-30</w:t>
+        <w:t>Date: 1994-04-17</w:t>
       </w:r>
     </w:p>
     <w:p>
       <w:r>
-        <w:t>Section: NEWS; Pg. 2A</w:t>
+        <w:t>Section: Entertainment; BOOKS; Pg. 16F</w:t>
       </w:r>
     </w:p>
     <w:p>
       <w:r>
-        <w:t>Source file: Other publishers/Files (500) (22).DOCX</w:t>
+        <w:t>Source file: Other publishers/Files (500) (25).DOCX</w:t>
       </w:r>
     </w:p>
     <w:p>
@@ -49,65 +49,49 @@
     </w:p>
     <w:p>
       <w:r>
-        <w:t>Tony Dillhoff doesn't put up a fight when it's time to have his bandages changed.</w:t>
+        <w:t>Makes Me Wanna Holler</w:t>
         <w:br/>
-        <w:t>But the 3-year-old warns, "no burn me," using his new expression for hurt.</w:t>
+        <w:t>By Nathan McCall</w:t>
         <w:br/>
-        <w:t>Tony - the victim of a vicious attack that has stunned and shamed this quiet, working-class community - came home from the hospital this week with second- and third-degree burns over much of his body. He was set on fire by two neighborhood kids.</w:t>
+        <w:t>Random House</w:t>
         <w:br/>
-        <w:t>"If there were a word stronger than horrified, that would be the word that we would use" to describe the town's reaction to the attack, says resident Dianne Harris.</w:t>
+        <w:t>404 pages, $ 23</w:t>
         <w:br/>
-        <w:t>On the afternoon of Sept. 19, Tony and his brothers were playing ball behind his house when two other neighborhood boys came along with a can of gasoline and lighters.</w:t>
+        <w:t>"Sometimes, when I sit back and think about the crazy things the fellas and I did and remember the hate and violence that we unleashed, it's hard to believe I was once part of all that - I feel so removed from it now that I've left the streets. Yet when I consider white America and the way it's treated blacks, our random rage in the old days makes perfect sense to me. Looking back, it's easy to understand how it all got started. . . ."</w:t>
         <w:br/>
-        <w:t>Police say what happened next was no accident.</w:t>
+        <w:t xml:space="preserve"> - From "Makes Me Wanna Holler," by Nathan McCall</w:t>
         <w:br/>
-        <w:t>While Tony's older brothers weren't looking, police say, the neighborhood boys - brothers, ages 9 and 11 - poured the gasoline on and around Tony and then lit the fuel.</w:t>
+        <w:t xml:space="preserve"> Young black males are blamed by some for everything that troubles the United States, and they're misunderstood by many.  Like young males everywhere, they often sashay down the streets, often in groups, often colorfully attired. But somehow it's always perceived as more threatening, more disruptive when they do it.</w:t>
         <w:br/>
-        <w:t>No one knows why the boys were playing with gas and lighters that day. And no one knows whether they fully understood how badly Tony would be hurt by their actions.</w:t>
+        <w:t>Even the Rev. Jesse Jackson was widely quoted as saying it bothers him when he hears someone behind him, turns, sees it's a white person, and then feels relieved.</w:t>
         <w:br/>
-        <w:t>They "had to know what they were doing," says resident Constance Smith. "They must have been around a lot of hatred or something because you learn what you live."</w:t>
+        <w:t xml:space="preserve"> What's with young black males? What's on their minds? Why are some so angry all the time? Why are some so self-destructive?</w:t>
         <w:br/>
-        <w:t>The boys, whose names have not been released because they are minors, are charged with aggravated malicious wounding and causing bodily injury by caustic substance. They face a court hearing Oct. 14 as juvenile offenders. Virginia law says children cannot be tried as adults until they turn 14.</w:t>
+        <w:t xml:space="preserve"> Nathan McCall attempts to answer some of those questions in his searing book, "Makes Me Wanna Holler," which chronicles his rise from nerdy grade-schooler to petty street criminal to prison inmate to his current position as a reporter for the Washington Post.</w:t>
         <w:br/>
-        <w:t>The older boy, who was being held at a state detention center, could face up to seven years in detention. His brother, who was allowed to go home, faces a lesser sentence.</w:t>
+        <w:t xml:space="preserve"> The title of the book is taken from the Marvin Gaye tune "Inner Cities Blues." McCall pulls no punches when it comes to failure, most notably his own. He details a failed relationship with his father, a failed marriage, bad relationships with women in general, several children fathered out of wedlock. He displays a remarkable tendency to choose the path of least resistance when faced with obstacles. He's no saint.</w:t>
         <w:br/>
-        <w:t>Many people in this central Virginia town say they are sickened by the crime that has left Tony badly scarred, and they say they are especially sorry it happened to the struggling Dillhoff family.</w:t>
+        <w:t xml:space="preserve"> But the details help us understand the man and make his observations about the concerns of young black men ring true.</w:t>
         <w:br/>
-        <w:t>Tony's mother, Kimberly Dillhoff, 34, moved here a month ago with her children - ages 3, 6, 13, 14, 15 and 17.</w:t>
+        <w:t xml:space="preserve"> I finished the book thinking he would be an excellent inspirational speaker to a group of young men, but I wouldn't want him anywhere near one of my sisters.</w:t>
         <w:br/>
-        <w:t>Dillhoff, separated from her husband, says she came in search of a better life. She and her kids, who have no health insurance, moved in temporarily with her aunt while Dillhoff looked for work.</w:t>
+        <w:t xml:space="preserve"> McCall says the problem with young black males is both simple and complex. He claims that racism poisons relationships between blacks and whites in general. But he says that white-dominated society especially devalues black men and doesn't give them many options to fulfill themselves as men. To maintain even a smidgen of self-respect, many go against everything the white system stands for, adopting the pose of an outlaw.</w:t>
         <w:br/>
-        <w:t>"I wanted to try something different," Dillhoff says.</w:t>
+        <w:t xml:space="preserve"> But that's just the poor, ghetto blacks, right?</w:t>
         <w:br/>
-        <w:t>On the afternoon that Tony was burned, Dillhoff was out shopping for school supplies.</w:t>
+        <w:t xml:space="preserve"> Not so, says McCall, who was reared in a suburban working-class neighborhood in Portsmouth, Va. He lived with his mother and stepfather and two brothers.</w:t>
         <w:br/>
-        <w:t>Tony's brothers - who on Sunday will be awarded certificates of heroism by the town's fire chief - are credited with saving his life.</w:t>
+        <w:t xml:space="preserve"> Yet the treatment he received in his dealings with some individual white people and a system that favored whites over any people of color hardened McCall's heart against all whites. He boasts in the book's opening of how he and his friends came upon a white youth innocently riding a bicycle through their neighborhood and they beat him to a pulp.</w:t>
         <w:br/>
-        <w:t>Kenneth Dillhoff, 13, turned to see a ball of flames covering Tony. Kenneth jumped on Tony, smothering the fire. Then Shane Dillhoff, 17, picked up Tony and ran inside. He put Tony in a tub of cold water until help arrived.</w:t>
+        <w:t xml:space="preserve"> So a somewhat nerdy good student evolves into a young tough teenager who robbed, harassed people, sold and did drugs. Ironically, though McCall professes a deep disdain for whites throughout the book, most of his victims were black people, including several young women who were coerced into having sex with McCall and his friends in a bawdy ritual known as "running trains."</w:t>
         <w:br/>
-        <w:t>When Kimberly Dillhoff first saw her son, "the feelings I had inside, you can't put in words," she says, her voice cracking as she hugs her bandaged little boy.</w:t>
+        <w:t xml:space="preserve"> What got McCall to veer from his path of self-destruction? It wasn't just saying no.  First, he went to prison. McCall doesn't recommend incarceration as an effective form of rehabilitation. But he said it made him truly learn to think for himself and not to follow others. In prison McCall said he also was introduced to black authors, most of whom he never heard about in school, and other writers who enabled him to expand his world view.</w:t>
         <w:br/>
-        <w:t>As residents struggle to explain the incident, they also are trying to make amends.</w:t>
+        <w:t xml:space="preserve"> Most important, McCall said, there was a network of people - family, teachers, friends - who cared for him and never stopped believing in him. And, he said, he was lucky.</w:t>
         <w:br/>
-        <w:t>A Richmond radio station has raised $ 12,500 to help pay Tony's medical bills now and in the future, when he may need multiple skin grafts.</w:t>
+        <w:t xml:space="preserve"> It's a bittersweet tale McCall relates. Sweet because so far things are going much better for him personally, bitter because so many of his friends have died or remain trapped in a quagmire of frustration and unfulfilled potential. I can see why he wants to holler. I feel like hollering myself.</w:t>
         <w:br/>
-        <w:t>As angry as she is about what happened, Kimberly Dillhoff says she is touched by the outpouring of support.</w:t>
-        <w:br/>
-        <w:t>"I don't know nobody here," she says. "But I thank everybody who's been donating money and food. They feel terrible about it."</w:t>
-        <w:br/>
-        <w:br/>
-        <w:t>Notes</w:t>
-        <w:br/>
-        <w:br/>
-        <w:t>THE NATION</w:t>
-        <w:br/>
-        <w:br/>
-        <w:t>Graphic</w:t>
-        <w:br/>
-        <w:br/>
-        <w:t xml:space="preserve"> </w:t>
-        <w:br/>
-        <w:t>GRAPHIC, b/w, USA TODAY; PHOTO, b/w, P. Kevin Morley, Richmond Times-Dispatch via AP</w:t>
+        <w:t>Milford Reid is a layout editor for the Variety section of the Star Tribune and the father of two young black males.</w:t>
       </w:r>
     </w:p>
     <w:sectPr>

--- a/example_articles/states/Virginia/6.states_Virginia_Other_publisher.docx
+++ b/example_articles/states/Virginia/6.states_Virginia_Other_publisher.docx
@@ -7,7 +7,7 @@
         <w:pStyle w:val="Heading1"/>
       </w:pPr>
       <w:r>
-        <w:t>Journalist looks at young black males' world</w:t>
+        <w:t>For some elderly, fear darkens golden years / Richmond, Va., seniors easy prey</w:t>
       </w:r>
     </w:p>
     <w:p>
@@ -17,17 +17,17 @@
     </w:p>
     <w:p>
       <w:r>
-        <w:t>Date: 1994-04-17</w:t>
+        <w:t>Date: 1994-11-17</w:t>
       </w:r>
     </w:p>
     <w:p>
       <w:r>
-        <w:t>Section: Entertainment; BOOKS; Pg. 16F</w:t>
+        <w:t>Section: NEWS; Pg. 7A</w:t>
       </w:r>
     </w:p>
     <w:p>
       <w:r>
-        <w:t>Source file: Other publishers/Files (500) (25).DOCX</w:t>
+        <w:t>Source file: Other publishers/Files (500) (27).DOCX</w:t>
       </w:r>
     </w:p>
     <w:p>
@@ -49,49 +49,101 @@
     </w:p>
     <w:p>
       <w:r>
-        <w:t>Makes Me Wanna Holler</w:t>
+        <w:t>Virginia Seward peers around her door, one finger poised over a little red "panic button" wired to a police station.</w:t>
         <w:br/>
-        <w:t>By Nathan McCall</w:t>
+        <w:t>Electronic security went in, she explains, after the third burglar cleaned her out.</w:t>
         <w:br/>
-        <w:t>Random House</w:t>
+        <w:t>The 67-year-old widow even had sensors hidden under the carpet lest anybody get past wired windows and doors.</w:t>
         <w:br/>
-        <w:t>404 pages, $ 23</w:t>
+        <w:t>"I raised all my kids in this neighborhood and there was never any trouble," Seward says. "You never locked the doors. You could sleep out on the porch on hot nights.</w:t>
         <w:br/>
-        <w:t>"Sometimes, when I sit back and think about the crazy things the fellas and I did and remember the hate and violence that we unleashed, it's hard to believe I was once part of all that - I feel so removed from it now that I've left the streets. Yet when I consider white America and the way it's treated blacks, our random rage in the old days makes perfect sense to me. Looking back, it's easy to understand how it all got started. . . ."</w:t>
+        <w:t>"Do that now and you'd be looking for trouble."</w:t>
         <w:br/>
-        <w:t xml:space="preserve"> - From "Makes Me Wanna Holler," by Nathan McCall</w:t>
+        <w:t>Hard times rule here in the Bainbridge Street neighborhood of South Richmond. The factories and warehouses that once supported a lively working class have given way to decline, drugs and crime.</w:t>
         <w:br/>
-        <w:t xml:space="preserve"> Young black males are blamed by some for everything that troubles the United States, and they're misunderstood by many.  Like young males everywhere, they often sashay down the streets, often in groups, often colorfully attired. But somehow it's always perceived as more threatening, more disruptive when they do it.</w:t>
+        <w:t>And Seward - like millions of elderly who live in low-income, high-crime neighborhoods of the nation's cities - lives out her golden years in fear.</w:t>
         <w:br/>
-        <w:t>Even the Rev. Jesse Jackson was widely quoted as saying it bothers him when he hears someone behind him, turns, sees it's a white person, and then feels relieved.</w:t>
+        <w:t>"I can't afford to go anyplace else," she says. "I couldn't get enough out of my house."</w:t>
         <w:br/>
-        <w:t xml:space="preserve"> What's with young black males? What's on their minds? Why are some so angry all the time? Why are some so self-destructive?</w:t>
+        <w:t>So where thrive has become survive, she and next-door neighbor Frances Hall, 75, do what so many elderly do: They check up on one another, they stay wary, and they don't go out much at night.</w:t>
         <w:br/>
-        <w:t xml:space="preserve"> Nathan McCall attempts to answer some of those questions in his searing book, "Makes Me Wanna Holler," which chronicles his rise from nerdy grade-schooler to petty street criminal to prison inmate to his current position as a reporter for the Washington Post.</w:t>
+        <w:t>"Elderly have a high level of fear, more than others," says Richmond police Capt. Richard Bishop. "They end up prisoners in their homes."</w:t>
         <w:br/>
-        <w:t xml:space="preserve"> The title of the book is taken from the Marvin Gaye tune "Inner Cities Blues." McCall pulls no punches when it comes to failure, most notably his own. He details a failed relationship with his father, a failed marriage, bad relationships with women in general, several children fathered out of wedlock. He displays a remarkable tendency to choose the path of least resistance when faced with obstacles. He's no saint.</w:t>
+        <w:t>Nationally, violent crime against seniors is down 61% since 1974, says a Justice Department study in March.</w:t>
         <w:br/>
-        <w:t xml:space="preserve"> But the details help us understand the man and make his observations about the concerns of young black men ring true.</w:t>
+        <w:t>But elderly victims of violent crime are almost twice as likely as younger ones to be raped, robbed or assaulted at home or nearby. And violent crime rates rise among elderly who are poor, live in cities and rent rather than own their residences.</w:t>
         <w:br/>
-        <w:t xml:space="preserve"> I finished the book thinking he would be an excellent inspirational speaker to a group of young men, but I wouldn't want him anywhere near one of my sisters.</w:t>
+        <w:t>"They perceive that they're victims and that they're easy targets" and rightfully so, says Chicago police investigator Paul Carroll.</w:t>
         <w:br/>
-        <w:t xml:space="preserve"> McCall says the problem with young black males is both simple and complex. He claims that racism poisons relationships between blacks and whites in general. But he says that white-dominated society especially devalues black men and doesn't give them many options to fulfill themselves as men. To maintain even a smidgen of self-respect, many go against everything the white system stands for, adopting the pose of an outlaw.</w:t>
+        <w:t>"Is a 16-year-old gang member going to go after a guy . . . who maybe works out twice a day, or some old lady with a walker?"</w:t>
         <w:br/>
-        <w:t xml:space="preserve"> But that's just the poor, ghetto blacks, right?</w:t>
+        <w:t>In Richmond, fears of the elderly are driven by reports of mounting violence on the streets of the state capital.</w:t>
         <w:br/>
-        <w:t xml:space="preserve"> Not so, says McCall, who was reared in a suburban working-class neighborhood in Portsmouth, Va. He lived with his mother and stepfather and two brothers.</w:t>
+        <w:t>Richmond police have authorized thousands of overtime hours and brought in dozens of state police to help, but bloodshed continues: already a record 141 homicides with two months left in 1994.</w:t>
         <w:br/>
-        <w:t xml:space="preserve"> Yet the treatment he received in his dealings with some individual white people and a system that favored whites over any people of color hardened McCall's heart against all whites. He boasts in the book's opening of how he and his friends came upon a white youth innocently riding a bicycle through their neighborhood and they beat him to a pulp.</w:t>
+        <w:t>"Something profound must occur spiritually," says the Rev. Robert Dawson of Bainbridge Street Baptist Church. "Until then, everything else is just Band-Aids."</w:t>
         <w:br/>
-        <w:t xml:space="preserve"> So a somewhat nerdy good student evolves into a young tough teenager who robbed, harassed people, sold and did drugs. Ironically, though McCall professes a deep disdain for whites throughout the book, most of his victims were black people, including several young women who were coerced into having sex with McCall and his friends in a bawdy ritual known as "running trains."</w:t>
+        <w:t>Robert Beasley says gunfire and altercations on his street have declined with more patrols and new street lights, but he and his wife, Evelyn, still don't feel safe.</w:t>
         <w:br/>
-        <w:t xml:space="preserve"> What got McCall to veer from his path of self-destruction? It wasn't just saying no.  First, he went to prison. McCall doesn't recommend incarceration as an effective form of rehabilitation. But he said it made him truly learn to think for himself and not to follow others. In prison McCall said he also was introduced to black authors, most of whom he never heard about in school, and other writers who enabled him to expand his world view.</w:t>
+        <w:t>"It's a war zone," says Beasley, 64, a retired accountant for the state. "I've had it." One night, thieves stole their car, parked in front of their house.</w:t>
         <w:br/>
-        <w:t xml:space="preserve"> Most important, McCall said, there was a network of people - family, teachers, friends - who cared for him and never stopped believing in him. And, he said, he was lucky.</w:t>
+        <w:t>Over three decades, they saw a "beautiful, nice and quiet" neighborhood of families raising children take on a hard-edged character. They want out now but haven't gotten any offers since they listed their house six month ago.</w:t>
         <w:br/>
-        <w:t xml:space="preserve"> It's a bittersweet tale McCall relates. Sweet because so far things are going much better for him personally, bitter because so many of his friends have died or remain trapped in a quagmire of frustration and unfulfilled potential. I can see why he wants to holler. I feel like hollering myself.</w:t>
+        <w:t>Blocks away, near the rundown Blackwell public housing project, Curtis Claiborne sits outside the library on Hull Street, South Richmond's once-vibrant business strip pocked now with boarded-up stores.</w:t>
         <w:br/>
-        <w:t>Milford Reid is a layout editor for the Variety section of the Star Tribune and the father of two young black males.</w:t>
+        <w:t>He shudders. An 80-year-old man he'd seen the day before was robbed as he walked home; his leg was broken.</w:t>
+        <w:br/>
+        <w:t>"I watch where I go. I don't go to the wrong places. I stay in at night," says Claiborne, 55, a retired janitor hobbled by diabetes. "I stay off back streets, try to be where I can see things."</w:t>
+        <w:br/>
+        <w:t>Laura King, 83, and a friend walk around their trailer park every evening for exercise - but never after dark.</w:t>
+        <w:br/>
+        <w:t>She's lived up and down "the pike" - Jefferson Davis Highway - more than 30 years, and its evolution saddens her.</w:t>
+        <w:br/>
+        <w:t>"So much dope in the trailer park now," she says. "Undesirable elements close by here."</w:t>
+        <w:br/>
+        <w:t>A motel up the street had three murders in a week recently.</w:t>
+        <w:br/>
+        <w:t>King concludes: "I've been lucky all these years."</w:t>
+        <w:br/>
+        <w:t>Clarence Tunstall, 77, lives alone but says he takes no special precautions. "I drive my truck anywhere in the city, go wherever I want" - unflinching, but nonetheless resigned.</w:t>
+        <w:br/>
+        <w:t>"If someone wants to get you," he says, "ain't nothin' you can do."</w:t>
+        <w:br/>
+        <w:t xml:space="preserve"> High-profile incidents of vulnerability</w:t>
+        <w:br/>
+        <w:t>While older people as a whole are less at risk of crime than other age groups, recent highly publicized incidents have dramatized their vulnerability in high-crime areas:</w:t>
+        <w:br/>
+        <w:t>-- In Detroit, civil rights legend Rosa Parks, 81, was beaten and robbed in her home in August. A suspect, identified from a sketch, had to be protected from an angry crowd.</w:t>
+        <w:br/>
+        <w:t>-- In Baltimore, Nathaniel Hurt, 61, harassed and intimidated by neighborhood teen-agers who vandalized his property, shot and killed a 13-year-old boy. He was indicted on a murder charge last week.</w:t>
+        <w:br/>
+        <w:t>Friends and neighbors rallied to bail Hurt out of jail. His lawyer, Stephen Miles, says Hurt is a scapegoat for inadequate police protection.</w:t>
+        <w:br/>
+        <w:t>"Police don't want to admit that elderly people in Baltimore can't go out their door without fear," Miles says.</w:t>
+        <w:br/>
+        <w:t xml:space="preserve"> Crime hits seniors at home Although the number has dropped over two decades, about 2.1 million crimes were committed against people 65 and older in 1992. Elderly crime victims:</w:t>
+        <w:br/>
+        <w:t xml:space="preserve"> Urban areas have most victims Victims per 1,000 people:</w:t>
+        <w:br/>
+        <w:t>Attacks often at or near home Where attack occured, by age of victim:</w:t>
+        <w:br/>
+        <w:t>Blacks more often victims Victims per 1,000 people:</w:t>
+        <w:br/>
+        <w:t>Most attacked by strangers Relation of attacker, by age of victim:</w:t>
+        <w:br/>
+        <w:br/>
+        <w:t>Notes</w:t>
+        <w:br/>
+        <w:br/>
+        <w:t>SENIORS AND CRIME; See info boxes at end of text</w:t>
+        <w:br/>
+        <w:br/>
+        <w:t>Graphic</w:t>
+        <w:br/>
+        <w:br/>
+        <w:t xml:space="preserve"> </w:t>
+        <w:br/>
+        <w:t>GRAPHIC, b/w, Bob Laird, USA TODAY, Source: U.S. Justice Department (Bar graph, Chart); PHOTOS, b/w, H. Darr Beiser, USA TODAY (3)</w:t>
       </w:r>
     </w:p>
     <w:sectPr>

--- a/example_articles/states/Virginia/6.states_Virginia_Other_publisher.docx
+++ b/example_articles/states/Virginia/6.states_Virginia_Other_publisher.docx
@@ -7,7 +7,7 @@
         <w:pStyle w:val="Heading1"/>
       </w:pPr>
       <w:r>
-        <w:t>For some elderly, fear darkens golden years / Richmond, Va., seniors easy prey</w:t>
+        <w:t>Journalist looks at young black males' world</w:t>
       </w:r>
     </w:p>
     <w:p>
@@ -17,17 +17,17 @@
     </w:p>
     <w:p>
       <w:r>
-        <w:t>Date: 1994-11-17</w:t>
+        <w:t>Date: 1994-04-17</w:t>
       </w:r>
     </w:p>
     <w:p>
       <w:r>
-        <w:t>Section: NEWS; Pg. 7A</w:t>
+        <w:t>Section: Entertainment; BOOKS; Pg. 16F</w:t>
       </w:r>
     </w:p>
     <w:p>
       <w:r>
-        <w:t>Source file: Other publishers/Files (500) (27).DOCX</w:t>
+        <w:t>Source file: Other publishers/Files (500) (25).DOCX</w:t>
       </w:r>
     </w:p>
     <w:p>
@@ -49,101 +49,49 @@
     </w:p>
     <w:p>
       <w:r>
-        <w:t>Virginia Seward peers around her door, one finger poised over a little red "panic button" wired to a police station.</w:t>
+        <w:t>Makes Me Wanna Holler</w:t>
         <w:br/>
-        <w:t>Electronic security went in, she explains, after the third burglar cleaned her out.</w:t>
+        <w:t>By Nathan McCall</w:t>
         <w:br/>
-        <w:t>The 67-year-old widow even had sensors hidden under the carpet lest anybody get past wired windows and doors.</w:t>
+        <w:t>Random House</w:t>
         <w:br/>
-        <w:t>"I raised all my kids in this neighborhood and there was never any trouble," Seward says. "You never locked the doors. You could sleep out on the porch on hot nights.</w:t>
+        <w:t>404 pages, $ 23</w:t>
         <w:br/>
-        <w:t>"Do that now and you'd be looking for trouble."</w:t>
+        <w:t>"Sometimes, when I sit back and think about the crazy things the fellas and I did and remember the hate and violence that we unleashed, it's hard to believe I was once part of all that - I feel so removed from it now that I've left the streets. Yet when I consider white America and the way it's treated blacks, our random rage in the old days makes perfect sense to me. Looking back, it's easy to understand how it all got started. . . ."</w:t>
         <w:br/>
-        <w:t>Hard times rule here in the Bainbridge Street neighborhood of South Richmond. The factories and warehouses that once supported a lively working class have given way to decline, drugs and crime.</w:t>
+        <w:t xml:space="preserve"> - From "Makes Me Wanna Holler," by Nathan McCall</w:t>
         <w:br/>
-        <w:t>And Seward - like millions of elderly who live in low-income, high-crime neighborhoods of the nation's cities - lives out her golden years in fear.</w:t>
+        <w:t xml:space="preserve"> Young black males are blamed by some for everything that troubles the United States, and they're misunderstood by many.  Like young males everywhere, they often sashay down the streets, often in groups, often colorfully attired. But somehow it's always perceived as more threatening, more disruptive when they do it.</w:t>
         <w:br/>
-        <w:t>"I can't afford to go anyplace else," she says. "I couldn't get enough out of my house."</w:t>
+        <w:t>Even the Rev. Jesse Jackson was widely quoted as saying it bothers him when he hears someone behind him, turns, sees it's a white person, and then feels relieved.</w:t>
         <w:br/>
-        <w:t>So where thrive has become survive, she and next-door neighbor Frances Hall, 75, do what so many elderly do: They check up on one another, they stay wary, and they don't go out much at night.</w:t>
+        <w:t xml:space="preserve"> What's with young black males? What's on their minds? Why are some so angry all the time? Why are some so self-destructive?</w:t>
         <w:br/>
-        <w:t>"Elderly have a high level of fear, more than others," says Richmond police Capt. Richard Bishop. "They end up prisoners in their homes."</w:t>
+        <w:t xml:space="preserve"> Nathan McCall attempts to answer some of those questions in his searing book, "Makes Me Wanna Holler," which chronicles his rise from nerdy grade-schooler to petty street criminal to prison inmate to his current position as a reporter for the Washington Post.</w:t>
         <w:br/>
-        <w:t>Nationally, violent crime against seniors is down 61% since 1974, says a Justice Department study in March.</w:t>
+        <w:t xml:space="preserve"> The title of the book is taken from the Marvin Gaye tune "Inner Cities Blues." McCall pulls no punches when it comes to failure, most notably his own. He details a failed relationship with his father, a failed marriage, bad relationships with women in general, several children fathered out of wedlock. He displays a remarkable tendency to choose the path of least resistance when faced with obstacles. He's no saint.</w:t>
         <w:br/>
-        <w:t>But elderly victims of violent crime are almost twice as likely as younger ones to be raped, robbed or assaulted at home or nearby. And violent crime rates rise among elderly who are poor, live in cities and rent rather than own their residences.</w:t>
+        <w:t xml:space="preserve"> But the details help us understand the man and make his observations about the concerns of young black men ring true.</w:t>
         <w:br/>
-        <w:t>"They perceive that they're victims and that they're easy targets" and rightfully so, says Chicago police investigator Paul Carroll.</w:t>
+        <w:t xml:space="preserve"> I finished the book thinking he would be an excellent inspirational speaker to a group of young men, but I wouldn't want him anywhere near one of my sisters.</w:t>
         <w:br/>
-        <w:t>"Is a 16-year-old gang member going to go after a guy . . . who maybe works out twice a day, or some old lady with a walker?"</w:t>
+        <w:t xml:space="preserve"> McCall says the problem with young black males is both simple and complex. He claims that racism poisons relationships between blacks and whites in general. But he says that white-dominated society especially devalues black men and doesn't give them many options to fulfill themselves as men. To maintain even a smidgen of self-respect, many go against everything the white system stands for, adopting the pose of an outlaw.</w:t>
         <w:br/>
-        <w:t>In Richmond, fears of the elderly are driven by reports of mounting violence on the streets of the state capital.</w:t>
+        <w:t xml:space="preserve"> But that's just the poor, ghetto blacks, right?</w:t>
         <w:br/>
-        <w:t>Richmond police have authorized thousands of overtime hours and brought in dozens of state police to help, but bloodshed continues: already a record 141 homicides with two months left in 1994.</w:t>
+        <w:t xml:space="preserve"> Not so, says McCall, who was reared in a suburban working-class neighborhood in Portsmouth, Va. He lived with his mother and stepfather and two brothers.</w:t>
         <w:br/>
-        <w:t>"Something profound must occur spiritually," says the Rev. Robert Dawson of Bainbridge Street Baptist Church. "Until then, everything else is just Band-Aids."</w:t>
+        <w:t xml:space="preserve"> Yet the treatment he received in his dealings with some individual white people and a system that favored whites over any people of color hardened McCall's heart against all whites. He boasts in the book's opening of how he and his friends came upon a white youth innocently riding a bicycle through their neighborhood and they beat him to a pulp.</w:t>
         <w:br/>
-        <w:t>Robert Beasley says gunfire and altercations on his street have declined with more patrols and new street lights, but he and his wife, Evelyn, still don't feel safe.</w:t>
+        <w:t xml:space="preserve"> So a somewhat nerdy good student evolves into a young tough teenager who robbed, harassed people, sold and did drugs. Ironically, though McCall professes a deep disdain for whites throughout the book, most of his victims were black people, including several young women who were coerced into having sex with McCall and his friends in a bawdy ritual known as "running trains."</w:t>
         <w:br/>
-        <w:t>"It's a war zone," says Beasley, 64, a retired accountant for the state. "I've had it." One night, thieves stole their car, parked in front of their house.</w:t>
+        <w:t xml:space="preserve"> What got McCall to veer from his path of self-destruction? It wasn't just saying no.  First, he went to prison. McCall doesn't recommend incarceration as an effective form of rehabilitation. But he said it made him truly learn to think for himself and not to follow others. In prison McCall said he also was introduced to black authors, most of whom he never heard about in school, and other writers who enabled him to expand his world view.</w:t>
         <w:br/>
-        <w:t>Over three decades, they saw a "beautiful, nice and quiet" neighborhood of families raising children take on a hard-edged character. They want out now but haven't gotten any offers since they listed their house six month ago.</w:t>
+        <w:t xml:space="preserve"> Most important, McCall said, there was a network of people - family, teachers, friends - who cared for him and never stopped believing in him. And, he said, he was lucky.</w:t>
         <w:br/>
-        <w:t>Blocks away, near the rundown Blackwell public housing project, Curtis Claiborne sits outside the library on Hull Street, South Richmond's once-vibrant business strip pocked now with boarded-up stores.</w:t>
+        <w:t xml:space="preserve"> It's a bittersweet tale McCall relates. Sweet because so far things are going much better for him personally, bitter because so many of his friends have died or remain trapped in a quagmire of frustration and unfulfilled potential. I can see why he wants to holler. I feel like hollering myself.</w:t>
         <w:br/>
-        <w:t>He shudders. An 80-year-old man he'd seen the day before was robbed as he walked home; his leg was broken.</w:t>
-        <w:br/>
-        <w:t>"I watch where I go. I don't go to the wrong places. I stay in at night," says Claiborne, 55, a retired janitor hobbled by diabetes. "I stay off back streets, try to be where I can see things."</w:t>
-        <w:br/>
-        <w:t>Laura King, 83, and a friend walk around their trailer park every evening for exercise - but never after dark.</w:t>
-        <w:br/>
-        <w:t>She's lived up and down "the pike" - Jefferson Davis Highway - more than 30 years, and its evolution saddens her.</w:t>
-        <w:br/>
-        <w:t>"So much dope in the trailer park now," she says. "Undesirable elements close by here."</w:t>
-        <w:br/>
-        <w:t>A motel up the street had three murders in a week recently.</w:t>
-        <w:br/>
-        <w:t>King concludes: "I've been lucky all these years."</w:t>
-        <w:br/>
-        <w:t>Clarence Tunstall, 77, lives alone but says he takes no special precautions. "I drive my truck anywhere in the city, go wherever I want" - unflinching, but nonetheless resigned.</w:t>
-        <w:br/>
-        <w:t>"If someone wants to get you," he says, "ain't nothin' you can do."</w:t>
-        <w:br/>
-        <w:t xml:space="preserve"> High-profile incidents of vulnerability</w:t>
-        <w:br/>
-        <w:t>While older people as a whole are less at risk of crime than other age groups, recent highly publicized incidents have dramatized their vulnerability in high-crime areas:</w:t>
-        <w:br/>
-        <w:t>-- In Detroit, civil rights legend Rosa Parks, 81, was beaten and robbed in her home in August. A suspect, identified from a sketch, had to be protected from an angry crowd.</w:t>
-        <w:br/>
-        <w:t>-- In Baltimore, Nathaniel Hurt, 61, harassed and intimidated by neighborhood teen-agers who vandalized his property, shot and killed a 13-year-old boy. He was indicted on a murder charge last week.</w:t>
-        <w:br/>
-        <w:t>Friends and neighbors rallied to bail Hurt out of jail. His lawyer, Stephen Miles, says Hurt is a scapegoat for inadequate police protection.</w:t>
-        <w:br/>
-        <w:t>"Police don't want to admit that elderly people in Baltimore can't go out their door without fear," Miles says.</w:t>
-        <w:br/>
-        <w:t xml:space="preserve"> Crime hits seniors at home Although the number has dropped over two decades, about 2.1 million crimes were committed against people 65 and older in 1992. Elderly crime victims:</w:t>
-        <w:br/>
-        <w:t xml:space="preserve"> Urban areas have most victims Victims per 1,000 people:</w:t>
-        <w:br/>
-        <w:t>Attacks often at or near home Where attack occured, by age of victim:</w:t>
-        <w:br/>
-        <w:t>Blacks more often victims Victims per 1,000 people:</w:t>
-        <w:br/>
-        <w:t>Most attacked by strangers Relation of attacker, by age of victim:</w:t>
-        <w:br/>
-        <w:br/>
-        <w:t>Notes</w:t>
-        <w:br/>
-        <w:br/>
-        <w:t>SENIORS AND CRIME; See info boxes at end of text</w:t>
-        <w:br/>
-        <w:br/>
-        <w:t>Graphic</w:t>
-        <w:br/>
-        <w:br/>
-        <w:t xml:space="preserve"> </w:t>
-        <w:br/>
-        <w:t>GRAPHIC, b/w, Bob Laird, USA TODAY, Source: U.S. Justice Department (Bar graph, Chart); PHOTOS, b/w, H. Darr Beiser, USA TODAY (3)</w:t>
+        <w:t>Milford Reid is a layout editor for the Variety section of the Star Tribune and the father of two young black males.</w:t>
       </w:r>
     </w:p>
     <w:sectPr>

--- a/example_articles/states/Virginia/6.states_Virginia_Other_publisher.docx
+++ b/example_articles/states/Virginia/6.states_Virginia_Other_publisher.docx
@@ -7,7 +7,7 @@
         <w:pStyle w:val="Heading1"/>
       </w:pPr>
       <w:r>
-        <w:t>Journalist looks at young black males' world</w:t>
+        <w:t>ALABAMA COACH SABAN YET TO NAME STARTING QB FOR SEASON OPENER</w:t>
       </w:r>
     </w:p>
     <w:p>
@@ -17,22 +17,22 @@
     </w:p>
     <w:p>
       <w:r>
-        <w:t>Date: 1994-04-17</w:t>
+        <w:t>Date: 2014-08-26</w:t>
       </w:r>
     </w:p>
     <w:p>
       <w:r>
-        <w:t>Section: Entertainment; BOOKS; Pg. 16F</w:t>
+        <w:t>Section: SPORTS; WEST VIRGINIA; Pg. D-2</w:t>
       </w:r>
     </w:p>
     <w:p>
       <w:r>
-        <w:t>Source file: Other publishers/Files (500) (25).DOCX</w:t>
+        <w:t>Source file: Other publishers/Files (500) (14).DOCX</w:t>
       </w:r>
     </w:p>
     <w:p>
       <w:r>
-        <w:t>Raw locations result, 'locations': ['Virginia']</w:t>
+        <w:t>Raw locations result, 'locations': ['West Virginia']</w:t>
       </w:r>
     </w:p>
     <w:p>
@@ -49,49 +49,51 @@
     </w:p>
     <w:p>
       <w:r>
-        <w:t>Makes Me Wanna Holler</w:t>
+        <w:t>Few jobs in Tuscaloosa, Ala., are subject to such supreme levels of scrutiny as the starting quarterback of the Alabama football team. Maybe that's why Crimson Tide coach Nick Saban has yet to name his starter five days before No. 2 Alabama and West Virginia kick off the 2014 season in Atlanta.</w:t>
         <w:br/>
-        <w:t>By Nathan McCall</w:t>
+        <w:t>Three-year starter AJ McCarron left the nest this spring with a championship ring and a 36-4 record to his name, and the search for his successor has been whittled down to senior Blake Sims and junior Jacob Coker.</w:t>
         <w:br/>
-        <w:t>Random House</w:t>
+        <w:t>Saban said Monday he has "no plans" to rotate the quarterbacks throughout the game but then made a quick call to his bullpen of cross-sport analogies.</w:t>
         <w:br/>
-        <w:t>404 pages, $ 23</w:t>
+        <w:t>"That doesn't mean that whatever pitcher starts the game is necessarily going to pitch nine innings," Saban said. "When [Yankees manager] Joe Girardi tells [Masahiro] Tanaka he's starting a game, he's not telling him he's going to pitch nine innings. Does he tell him that, or does he just pitch until he doesn't pitch well anymore?"</w:t>
         <w:br/>
-        <w:t>"Sometimes, when I sit back and think about the crazy things the fellas and I did and remember the hate and violence that we unleashed, it's hard to believe I was once part of all that - I feel so removed from it now that I've left the streets. Yet when I consider white America and the way it's treated blacks, our random rage in the old days makes perfect sense to me. Looking back, it's easy to understand how it all got started. . . ."</w:t>
+        <w:t>Sims, the incumbent backup, is a dual-threat option who has played in 23 games at Alabama, throwing for 244 yards on 23-of-39 passing and rushing for 355 yards.</w:t>
         <w:br/>
-        <w:t xml:space="preserve"> - From "Makes Me Wanna Holler," by Nathan McCall</w:t>
+        <w:t>"Blake has more familiarity with the system, having been here longer," Saban said. "I think he's more comfortable doing the things we do."</w:t>
         <w:br/>
-        <w:t xml:space="preserve"> Young black males are blamed by some for everything that troubles the United States, and they're misunderstood by many.  Like young males everywhere, they often sashay down the streets, often in groups, often colorfully attired. But somehow it's always perceived as more threatening, more disruptive when they do it.</w:t>
+        <w:t>Coker transferred to Alabama this summer after graduating from Florida State, where he was backup to Heisman Trophy winner Jameis Winston. Coker still lacks knowledge of and experience with the offense, Saban said. He started to suggest Coker's true disadvantage is his level of confidence but stopped mid-sentence.</w:t>
         <w:br/>
-        <w:t>Even the Rev. Jesse Jackson was widely quoted as saying it bothers him when he hears someone behind him, turns, sees it's a white person, and then feels relieved.</w:t>
+        <w:t>"It's kind of an interesting thing," Saban said. "We say players play without confidence, but to think that a guy can play with confidence when he doesn't yet have knowledge [of the system] is almost stupid. A player has to be able to develop knowledge and understanding of what he's supposed to do for him to really have confidence in doing it."</w:t>
         <w:br/>
-        <w:t xml:space="preserve"> What's with young black males? What's on their minds? Why are some so angry all the time? Why are some so self-destructive?</w:t>
+        <w:t>Asked whether being without a starting quarterback for Week 1 is a worrisome indication, Saban said, "Well, I was going to look at the glass half full on that one -- you could say both guys are playing really, really well and it's hard to choose."</w:t>
         <w:br/>
-        <w:t xml:space="preserve"> Nathan McCall attempts to answer some of those questions in his searing book, "Makes Me Wanna Holler," which chronicles his rise from nerdy grade-schooler to petty street criminal to prison inmate to his current position as a reporter for the Washington Post.</w:t>
+        <w:t>Saban looks back</w:t>
         <w:br/>
-        <w:t xml:space="preserve"> The title of the book is taken from the Marvin Gaye tune "Inner Cities Blues." McCall pulls no punches when it comes to failure, most notably his own. He details a failed relationship with his father, a failed marriage, bad relationships with women in general, several children fathered out of wedlock. He displays a remarkable tendency to choose the path of least resistance when faced with obstacles. He's no saint.</w:t>
+        <w:t>At his core, Saban is a tried and true West Virginian. The son of working-class parents from Monongah, W.Va., 20 miles outside of Morgantown, Saban shared a few memories of his childhood as a diehard fan.</w:t>
         <w:br/>
-        <w:t xml:space="preserve"> But the details help us understand the man and make his observations about the concerns of young black men ring true.</w:t>
+        <w:t>West Virginia football "was the biggest thing going when I was a kid," Saban said. "Going to Mountaineer Field to watch West Virginia play was the highlight of my year. I still have great memories of home, I have great memories of the people and relationships I have at home, and I've always been a Mountaineer fan."</w:t>
         <w:br/>
-        <w:t xml:space="preserve"> I finished the book thinking he would be an excellent inspirational speaker to a group of young men, but I wouldn't want him anywhere near one of my sisters.</w:t>
+        <w:t>Saban recalled dangling his feet over the edge of the upper deck at Stansbury Hall, peering through the railing as future NBA Hall of Famer Jerry West suited up for the Mountaineers.</w:t>
         <w:br/>
-        <w:t xml:space="preserve"> McCall says the problem with young black males is both simple and complex. He claims that racism poisons relationships between blacks and whites in general. But he says that white-dominated society especially devalues black men and doesn't give them many options to fulfill themselves as men. To maintain even a smidgen of self-respect, many go against everything the white system stands for, adopting the pose of an outlaw.</w:t>
+        <w:t>"I remember listening to my little brown transistor radio when [University of California's] Darrall Imhoff hit a jump shot to end a game in [1959] to win, 71-70, in the national championship game. You don't forget stuff like that.</w:t>
         <w:br/>
-        <w:t xml:space="preserve"> But that's just the poor, ghetto blacks, right?</w:t>
+        <w:t>"But now I'm Alabama's coach now, so I'm an Alabama fan. We don't really have to be concerned with any of that."</w:t>
         <w:br/>
-        <w:t xml:space="preserve"> Not so, says McCall, who was reared in a suburban working-class neighborhood in Portsmouth, Va. He lived with his mother and stepfather and two brothers.</w:t>
+        <w:t>NCAA suspends Banks</w:t>
         <w:br/>
-        <w:t xml:space="preserve"> Yet the treatment he received in his dealings with some individual white people and a system that favored whites over any people of color hardened McCall's heart against all whites. He boasts in the book's opening of how he and his friends came upon a white youth innocently riding a bicycle through their neighborhood and they beat him to a pulp.</w:t>
+        <w:t>Redshirt senior cornerback Ishmael "Icky" Banks was suspended by the NCAA for three games -- the entirety of the Mountaineers' non-conference schedule -- because of "academic issues," according to coach Dana Holgorsen.</w:t>
         <w:br/>
-        <w:t xml:space="preserve"> So a somewhat nerdy good student evolves into a young tough teenager who robbed, harassed people, sold and did drugs. Ironically, though McCall professes a deep disdain for whites throughout the book, most of his victims were black people, including several young women who were coerced into having sex with McCall and his friends in a bawdy ritual known as "running trains."</w:t>
+        <w:t>"For the first three games, he will be suspended but able to practice," Holgorsen said on the Big 12 coaches teleconference. "He'll back for our Oklahoma game and the remainder of the Big 12 schedule after that. We're glad that he got it resolved and thank the NCAA for their ruling on that."</w:t>
         <w:br/>
-        <w:t xml:space="preserve"> What got McCall to veer from his path of self-destruction? It wasn't just saying no.  First, he went to prison. McCall doesn't recommend incarceration as an effective form of rehabilitation. But he said it made him truly learn to think for himself and not to follow others. In prison McCall said he also was introduced to black authors, most of whom he never heard about in school, and other writers who enabled him to expand his world view.</w:t>
+        <w:t>Banks started all 12 games at cornerback last season, making 32 tackles and two interceptions. Holgorsen will hope to plug the hole in the secondary with senior Travis Bell and junior Terrell Chestnut.</w:t>
         <w:br/>
-        <w:t xml:space="preserve"> Most important, McCall said, there was a network of people - family, teachers, friends - who cared for him and never stopped believing in him. And, he said, he was lucky.</w:t>
+        <w:t>"We've got bodies at corner," Holgorsen said. "We've just got to see how they respond."</w:t>
         <w:br/>
-        <w:t xml:space="preserve"> It's a bittersweet tale McCall relates. Sweet because so far things are going much better for him personally, bitter because so many of his friends have died or remain trapped in a quagmire of frustration and unfulfilled potential. I can see why he wants to holler. I feel like hollering myself.</w:t>
         <w:br/>
-        <w:t>Milford Reid is a layout editor for the Variety section of the Star Tribune and the father of two young black males.</w:t>
+        <w:t>Notes</w:t>
+        <w:br/>
+        <w:br/>
+        <w:t>Stephen J. Nesbitt: snesbitt@post-gazette.com and Twitter @stephenjnesbitt. /</w:t>
       </w:r>
     </w:p>
     <w:sectPr>
